--- a/App_concept.docx
+++ b/App_concept.docx
@@ -19,125 +19,79 @@
     </w:p>
     <w:p>
       <w:r>
-        <w:t>2. Взаимодействия с каким-либо внешним сервисом, возвращающим данные о</w:t>
+        <w:t>2. Взаимодействия с каким-либо внешним сервисом, возвращающим данные о стоимости валюты, погоды и т.д. в виде json-формата.</w:t>
+      </w:r>
+    </w:p>
+    <w:p>
+      <w:r>
+        <w:t>-Данные о погоде влияют на скидку на продукцию. Например, при высокой температуре скидка на холодные напитки, в дождь – на выпечку, пропорционально температуре.</w:t>
+      </w:r>
+    </w:p>
+    <w:p>
+      <w:r>
+        <w:t>3. Сохранение данных в БД.</w:t>
+      </w:r>
+    </w:p>
+    <w:p>
+      <w:r>
+        <w:t>-Продукция и заказы.</w:t>
+      </w:r>
+    </w:p>
+    <w:p>
+      <w:r>
+        <w:t>4. Отображение списка каких-либо сущностей с изображениями.</w:t>
+      </w:r>
+    </w:p>
+    <w:p>
+      <w:r>
+        <w:t>-Карточки товаров с фотографиями.</w:t>
+      </w:r>
+    </w:p>
+    <w:p>
+      <w:r>
+        <w:t>5. Отображение страницы сущности.</w:t>
+      </w:r>
+    </w:p>
+    <w:p>
+      <w:r>
+        <w:t>-Подробная карточка товара.</w:t>
+      </w:r>
+    </w:p>
+    <w:p>
+      <w:r>
+        <w:t>6. Различные возможности у авторизованного и гостевого пользователя.</w:t>
+      </w:r>
+    </w:p>
+    <w:p>
+      <w:r>
+        <w:t>-Возможность составить заказ только у авторизованного пользователя. Корзина – для всех, но без авторизации не сохраняется (наверное)</w:t>
+      </w:r>
+    </w:p>
+    <w:p>
+      <w:r>
+        <w:t>7. Использование обученной модели для распознавания изображений, аудио, маски и т.д. (нужно произвести анализ существующих обученных моделей TenzorFlow Lite, которые желаете использовать в приложении).</w:t>
+      </w:r>
+    </w:p>
+    <w:p>
+      <w:r>
+        <w:t>https://github.com/tensorflow/tflite-support/blob/master/tensorflow_lite_support/examples/task/text/desktop/README.md?ysclid=mutvoucjqp955579142</w:t>
       </w:r>
       <w:r>
         <w:t xml:space="preserve"> </w:t>
       </w:r>
-      <w:r>
-        <w:t>стоимости валюты, погоды и т.д. в виде json-формата.</w:t>
-      </w:r>
-    </w:p>
-    <w:p>
-      <w:r>
-        <w:t>-Данные о погоде влияют на скидку на продукцию. Например, при высокой температуре скидка на холодные напитки, в дождь – на выпечку, пропорционально температуре.</w:t>
-      </w:r>
-    </w:p>
-    <w:p>
-      <w:r>
-        <w:t>3. Сохранение данных в БД.</w:t>
-      </w:r>
-    </w:p>
-    <w:p>
-      <w:r>
-        <w:t>-Продукция и заказы.</w:t>
-      </w:r>
-    </w:p>
-    <w:p>
-      <w:r>
-        <w:t>4. Отображение списка каких-либо сущностей с изображениями.</w:t>
-      </w:r>
-    </w:p>
-    <w:p>
-      <w:r>
-        <w:t>-Карточки товаров с фотографиями.</w:t>
-      </w:r>
-    </w:p>
-    <w:p>
-      <w:r>
-        <w:t>5. Отображение страницы сущности.</w:t>
-      </w:r>
-    </w:p>
-    <w:p>
-      <w:r>
-        <w:t>-Подробная карточка товара.</w:t>
-      </w:r>
-    </w:p>
-    <w:p>
-      <w:r>
-        <w:t>6. Различные возможности у авторизованного и гостевого пользователя.</w:t>
-      </w:r>
-    </w:p>
-    <w:p>
-      <w:r>
-        <w:t>-Возможность составить заказ только у авторизованного пользователя. Корзина – для всех, но без авторизации не сохраняется (наверное)</w:t>
-      </w:r>
-    </w:p>
-    <w:p>
-      <w:r>
-        <w:t>7. Использование обученной модели для распознавания изображений, аудио,</w:t>
-      </w:r>
-      <w:r>
-        <w:t xml:space="preserve"> </w:t>
-      </w:r>
-      <w:r>
-        <w:t>маски и т.д. (нужно произвести анализ существующих обученных моделей</w:t>
-      </w:r>
-      <w:r>
-        <w:t xml:space="preserve"> </w:t>
-      </w:r>
-      <w:r>
-        <w:t>TenzorFlow Lite, которые желаете использовать в приложении).</w:t>
-      </w:r>
-    </w:p>
-    <w:p>
-      <w:r>
-        <w:t>-</w:t>
-      </w:r>
-      <w:r>
-        <w:t>https://github.com/tensorflow/tfjs-models/tree/master/toxicity</w:t>
-      </w:r>
-      <w:r>
-        <w:drawing>
-          <wp:inline distT="0" distB="0" distL="0" distR="0" wp14:anchorId="760DCD7C" wp14:editId="7C8E0399">
-            <wp:extent cx="5940425" cy="991235"/>
-            <wp:effectExtent l="0" t="0" r="3175" b="0"/>
-            <wp:docPr id="1" name="Рисунок 1"/>
-            <wp:cNvGraphicFramePr>
-              <a:graphicFrameLocks xmlns:a="http://schemas.openxmlformats.org/drawingml/2006/main" noChangeAspect="1"/>
-            </wp:cNvGraphicFramePr>
-            <a:graphic xmlns:a="http://schemas.openxmlformats.org/drawingml/2006/main">
-              <a:graphicData uri="http://schemas.openxmlformats.org/drawingml/2006/picture">
-                <pic:pic xmlns:pic="http://schemas.openxmlformats.org/drawingml/2006/picture">
-                  <pic:nvPicPr>
-                    <pic:cNvPr id="1" name=""/>
-                    <pic:cNvPicPr/>
-                  </pic:nvPicPr>
-                  <pic:blipFill>
-                    <a:blip r:embed="rId4"/>
-                    <a:stretch>
-                      <a:fillRect/>
-                    </a:stretch>
-                  </pic:blipFill>
-                  <pic:spPr>
-                    <a:xfrm>
-                      <a:off x="0" y="0"/>
-                      <a:ext cx="5940425" cy="991235"/>
-                    </a:xfrm>
-                    <a:prstGeom prst="rect">
-                      <a:avLst/>
-                    </a:prstGeom>
-                  </pic:spPr>
-                </pic:pic>
-              </a:graphicData>
-            </a:graphic>
-          </wp:inline>
-        </w:drawing>
-      </w:r>
-    </w:p>
-    <w:p>
-      <w:r>
-        <w:t>Бан или приписка в профиле пользователя в зависимости от количества позитивных и негативных комментариев к продукции.</w:t>
+    </w:p>
+    <w:p>
+      <w:r>
+        <w:t>Рейтинг</w:t>
+      </w:r>
+      <w:r>
+        <w:t xml:space="preserve"> в профиле пользователя в зависимости от количества </w:t>
+      </w:r>
+      <w:r>
+        <w:t xml:space="preserve">и качества </w:t>
+      </w:r>
+      <w:r>
+        <w:t>позитивных и негативных комментариев к продукции.</w:t>
       </w:r>
     </w:p>
     <w:p>
@@ -204,7 +158,7 @@
                     </pic:cNvPicPr>
                   </pic:nvPicPr>
                   <pic:blipFill>
-                    <a:blip r:embed="rId5">
+                    <a:blip r:embed="rId4">
                       <a:extLst>
                         <a:ext uri="{28A0092B-C50C-407E-A947-70E740481C1C}">
                           <a14:useLocalDpi xmlns:a14="http://schemas.microsoft.com/office/drawing/2010/main" val="0"/>
@@ -270,7 +224,7 @@
                     </pic:cNvPicPr>
                   </pic:nvPicPr>
                   <pic:blipFill>
-                    <a:blip r:embed="rId6">
+                    <a:blip r:embed="rId5">
                       <a:extLst>
                         <a:ext uri="{28A0092B-C50C-407E-A947-70E740481C1C}">
                           <a14:useLocalDpi xmlns:a14="http://schemas.microsoft.com/office/drawing/2010/main" val="0"/>

--- a/App_concept.docx
+++ b/App_concept.docx
@@ -34,7 +34,13 @@
     </w:p>
     <w:p>
       <w:r>
-        <w:t>-Продукция и заказы.</w:t>
+        <w:t>-Продукция</w:t>
+      </w:r>
+      <w:r>
+        <w:t>, комментарии</w:t>
+      </w:r>
+      <w:r>
+        <w:t xml:space="preserve"> и заказы.</w:t>
       </w:r>
     </w:p>
     <w:p>
@@ -64,7 +70,25 @@
     </w:p>
     <w:p>
       <w:r>
-        <w:t>-Возможность составить заказ только у авторизованного пользователя. Корзина – для всех, но без авторизации не сохраняется (наверное)</w:t>
+        <w:t xml:space="preserve">-Возможность </w:t>
+      </w:r>
+      <w:r>
+        <w:t>добавить товар в корзину</w:t>
+      </w:r>
+      <w:r>
+        <w:t>,</w:t>
+      </w:r>
+      <w:r>
+        <w:t xml:space="preserve"> </w:t>
+      </w:r>
+      <w:r>
+        <w:t>составить заказ</w:t>
+      </w:r>
+      <w:r>
+        <w:t>, оставить комментарий</w:t>
+      </w:r>
+      <w:r>
+        <w:t xml:space="preserve"> только у авторизованного пользователя. </w:t>
       </w:r>
     </w:p>
     <w:p>
@@ -74,10 +98,7 @@
     </w:p>
     <w:p>
       <w:r>
-        <w:t>https://github.com/tensorflow/tflite-support/blob/master/tensorflow_lite_support/examples/task/text/desktop/README.md?ysclid=mutvoucjqp955579142</w:t>
-      </w:r>
-      <w:r>
-        <w:t xml:space="preserve"> </w:t>
+        <w:t xml:space="preserve">https://github.com/tensorflow/tflite-support/blob/master/tensorflow_lite_support/examples/task/text/desktop/README.md?ysclid=mutvoucjqp955579142 </w:t>
       </w:r>
     </w:p>
     <w:p>
@@ -141,10 +162,10 @@
           <w:noProof/>
         </w:rPr>
         <w:drawing>
-          <wp:inline distT="0" distB="0" distL="0" distR="0" wp14:anchorId="4F2EF283" wp14:editId="1F43955E">
-            <wp:extent cx="5943600" cy="5067300"/>
-            <wp:effectExtent l="0" t="0" r="0" b="0"/>
-            <wp:docPr id="2" name="Рисунок 2"/>
+          <wp:inline distT="0" distB="0" distL="0" distR="0" wp14:anchorId="4A458608" wp14:editId="703E0B88">
+            <wp:extent cx="5940425" cy="4244340"/>
+            <wp:effectExtent l="0" t="0" r="3175" b="3810"/>
+            <wp:docPr id="1" name="Рисунок 1"/>
             <wp:cNvGraphicFramePr>
               <a:graphicFrameLocks xmlns:a="http://schemas.openxmlformats.org/drawingml/2006/main" noChangeAspect="1"/>
             </wp:cNvGraphicFramePr>
@@ -173,7 +194,7 @@
                   <pic:spPr bwMode="auto">
                     <a:xfrm>
                       <a:off x="0" y="0"/>
-                      <a:ext cx="5943600" cy="5067300"/>
+                      <a:ext cx="5940425" cy="4244340"/>
                     </a:xfrm>
                     <a:prstGeom prst="rect">
                       <a:avLst/>
@@ -204,13 +225,12 @@
       <w:r>
         <w:rPr>
           <w:noProof/>
-          <w:lang w:val="en-US"/>
         </w:rPr>
         <w:drawing>
-          <wp:inline distT="0" distB="0" distL="0" distR="0" wp14:anchorId="40E64A2E" wp14:editId="50C38010">
-            <wp:extent cx="5934075" cy="2390775"/>
-            <wp:effectExtent l="0" t="0" r="9525" b="9525"/>
-            <wp:docPr id="3" name="Рисунок 3"/>
+          <wp:inline distT="0" distB="0" distL="0" distR="0" wp14:anchorId="2445766B" wp14:editId="6953016F">
+            <wp:extent cx="5940425" cy="2830830"/>
+            <wp:effectExtent l="0" t="0" r="3175" b="7620"/>
+            <wp:docPr id="5" name="Рисунок 5"/>
             <wp:cNvGraphicFramePr>
               <a:graphicFrameLocks xmlns:a="http://schemas.openxmlformats.org/drawingml/2006/main" noChangeAspect="1"/>
             </wp:cNvGraphicFramePr>
@@ -218,7 +238,7 @@
               <a:graphicData uri="http://schemas.openxmlformats.org/drawingml/2006/picture">
                 <pic:pic xmlns:pic="http://schemas.openxmlformats.org/drawingml/2006/picture">
                   <pic:nvPicPr>
-                    <pic:cNvPr id="0" name="Picture 2"/>
+                    <pic:cNvPr id="0" name="Picture 8"/>
                     <pic:cNvPicPr>
                       <a:picLocks noChangeAspect="1" noChangeArrowheads="1"/>
                     </pic:cNvPicPr>
@@ -239,7 +259,7 @@
                   <pic:spPr bwMode="auto">
                     <a:xfrm>
                       <a:off x="0" y="0"/>
-                      <a:ext cx="5934075" cy="2390775"/>
+                      <a:ext cx="5940425" cy="2830830"/>
                     </a:xfrm>
                     <a:prstGeom prst="rect">
                       <a:avLst/>
